--- a/pages/MFM.Resume.9.2ca.docx
+++ b/pages/MFM.Resume.9.2ca.docx
@@ -386,13 +386,23 @@
         </w:rPr>
         <w:tab/>
       </w:r>
-      <w:r>
-        <w:rPr>
-          <w:rFonts w:ascii="Garamond" w:hAnsi="Garamond" w:cs="Garamond"/>
-          <w:sz w:val="24"/>
-          <w:szCs w:val="24"/>
-        </w:rPr>
-        <w:t>.NET(1-&gt;8), Framework(1.1-&gt; 4.7), C#(1-&gt;12), EF</w:t>
+      <w:proofErr w:type="gramStart"/>
+      <w:r>
+        <w:rPr>
+          <w:rFonts w:ascii="Garamond" w:hAnsi="Garamond" w:cs="Garamond"/>
+          <w:sz w:val="24"/>
+          <w:szCs w:val="24"/>
+        </w:rPr>
+        <w:t>.NET(</w:t>
+      </w:r>
+      <w:proofErr w:type="gramEnd"/>
+      <w:r>
+        <w:rPr>
+          <w:rFonts w:ascii="Garamond" w:hAnsi="Garamond" w:cs="Garamond"/>
+          <w:sz w:val="24"/>
+          <w:szCs w:val="24"/>
+        </w:rPr>
+        <w:t>1-&gt;8), Framework(1.1-&gt; 4.7), C#(1-&gt;12), EF</w:t>
       </w:r>
       <w:r>
         <w:rPr>
@@ -402,6 +412,7 @@
         </w:rPr>
         <w:t xml:space="preserve">, </w:t>
       </w:r>
+      <w:proofErr w:type="spellStart"/>
       <w:r>
         <w:rPr>
           <w:rFonts w:ascii="Garamond" w:hAnsi="Garamond" w:cs="Garamond"/>
@@ -410,6 +421,7 @@
         </w:rPr>
         <w:t>NodeJs</w:t>
       </w:r>
+      <w:proofErr w:type="spellEnd"/>
       <w:r>
         <w:rPr>
           <w:rFonts w:ascii="Garamond" w:hAnsi="Garamond" w:cs="Garamond"/>
@@ -550,13 +562,23 @@
         </w:rPr>
         <w:tab/>
       </w:r>
-      <w:r>
-        <w:rPr>
-          <w:rFonts w:ascii="Garamond" w:hAnsi="Garamond" w:cs="Garamond"/>
-          <w:sz w:val="24"/>
-          <w:szCs w:val="24"/>
-        </w:rPr>
-        <w:t>Azure(5 years), AWS(5 years) inc. Azure &amp; Lambda Functions</w:t>
+      <w:proofErr w:type="gramStart"/>
+      <w:r>
+        <w:rPr>
+          <w:rFonts w:ascii="Garamond" w:hAnsi="Garamond" w:cs="Garamond"/>
+          <w:sz w:val="24"/>
+          <w:szCs w:val="24"/>
+        </w:rPr>
+        <w:t>Azure(</w:t>
+      </w:r>
+      <w:proofErr w:type="gramEnd"/>
+      <w:r>
+        <w:rPr>
+          <w:rFonts w:ascii="Garamond" w:hAnsi="Garamond" w:cs="Garamond"/>
+          <w:sz w:val="24"/>
+          <w:szCs w:val="24"/>
+        </w:rPr>
+        <w:t>5 years), AWS(5 years) inc. Azure &amp; Lambda Functions</w:t>
       </w:r>
       <w:r>
         <w:rPr>
@@ -631,7 +653,25 @@
           <w:sz w:val="24"/>
           <w:szCs w:val="24"/>
         </w:rPr>
-        <w:t>Redis, RabbitMQ, Azure Apps/Storage, MSMQ, PowerBI &amp; S3</w:t>
+        <w:t xml:space="preserve">Redis, RabbitMQ, Azure Apps/Storage, MSMQ, </w:t>
+      </w:r>
+      <w:proofErr w:type="spellStart"/>
+      <w:r>
+        <w:rPr>
+          <w:rFonts w:ascii="Garamond" w:hAnsi="Garamond" w:cs="Garamond"/>
+          <w:sz w:val="24"/>
+          <w:szCs w:val="24"/>
+        </w:rPr>
+        <w:t>PowerBI</w:t>
+      </w:r>
+      <w:proofErr w:type="spellEnd"/>
+      <w:r>
+        <w:rPr>
+          <w:rFonts w:ascii="Garamond" w:hAnsi="Garamond" w:cs="Garamond"/>
+          <w:sz w:val="24"/>
+          <w:szCs w:val="24"/>
+        </w:rPr>
+        <w:t xml:space="preserve"> &amp; S3</w:t>
       </w:r>
       <w:r>
         <w:rPr>
@@ -688,13 +728,23 @@
         </w:rPr>
         <w:tab/>
       </w:r>
-      <w:r>
-        <w:rPr>
-          <w:rFonts w:ascii="Garamond" w:hAnsi="Garamond" w:cs="Garamond"/>
-          <w:sz w:val="24"/>
-          <w:szCs w:val="24"/>
-        </w:rPr>
-        <w:t>AzureDevOps, TFS, Jenkins, TeamCity</w:t>
+      <w:proofErr w:type="spellStart"/>
+      <w:r>
+        <w:rPr>
+          <w:rFonts w:ascii="Garamond" w:hAnsi="Garamond" w:cs="Garamond"/>
+          <w:sz w:val="24"/>
+          <w:szCs w:val="24"/>
+        </w:rPr>
+        <w:t>AzureDevOps</w:t>
+      </w:r>
+      <w:proofErr w:type="spellEnd"/>
+      <w:r>
+        <w:rPr>
+          <w:rFonts w:ascii="Garamond" w:hAnsi="Garamond" w:cs="Garamond"/>
+          <w:sz w:val="24"/>
+          <w:szCs w:val="24"/>
+        </w:rPr>
+        <w:t>, TFS, Jenkins, TeamCity</w:t>
       </w:r>
       <w:r>
         <w:rPr>
@@ -797,16 +847,24 @@
         </w:rPr>
         <w:t xml:space="preserve">. </w:t>
       </w:r>
+      <w:proofErr w:type="spellStart"/>
       <w:r>
         <w:rPr>
           <w:rStyle w:val="Heading2Char"/>
         </w:rPr>
-        <w:t>NoSql Databases</w:t>
-      </w:r>
+        <w:t>NoSql</w:t>
+      </w:r>
+      <w:proofErr w:type="spellEnd"/>
       <w:r>
         <w:rPr>
           <w:rStyle w:val="Heading2Char"/>
         </w:rPr>
+        <w:t xml:space="preserve"> Databases</w:t>
+      </w:r>
+      <w:r>
+        <w:rPr>
+          <w:rStyle w:val="Heading2Char"/>
+        </w:rPr>
         <w:t>:</w:t>
       </w:r>
       <w:r>
@@ -823,8 +881,36 @@
           <w:sz w:val="24"/>
           <w:szCs w:val="24"/>
         </w:rPr>
-        <w:t>Azure CosmosDb &amp; AWS DynamoDb</w:t>
-      </w:r>
+        <w:t xml:space="preserve">Azure </w:t>
+      </w:r>
+      <w:proofErr w:type="spellStart"/>
+      <w:r>
+        <w:rPr>
+          <w:rFonts w:ascii="Garamond" w:hAnsi="Garamond" w:cs="Garamond"/>
+          <w:sz w:val="24"/>
+          <w:szCs w:val="24"/>
+        </w:rPr>
+        <w:t>CosmosDb</w:t>
+      </w:r>
+      <w:proofErr w:type="spellEnd"/>
+      <w:r>
+        <w:rPr>
+          <w:rFonts w:ascii="Garamond" w:hAnsi="Garamond" w:cs="Garamond"/>
+          <w:sz w:val="24"/>
+          <w:szCs w:val="24"/>
+        </w:rPr>
+        <w:t xml:space="preserve"> &amp; AWS </w:t>
+      </w:r>
+      <w:proofErr w:type="spellStart"/>
+      <w:r>
+        <w:rPr>
+          <w:rFonts w:ascii="Garamond" w:hAnsi="Garamond" w:cs="Garamond"/>
+          <w:sz w:val="24"/>
+          <w:szCs w:val="24"/>
+        </w:rPr>
+        <w:t>DynamoDb</w:t>
+      </w:r>
+      <w:proofErr w:type="spellEnd"/>
       <w:r>
         <w:rPr>
           <w:rFonts w:ascii="Garamond" w:hAnsi="Garamond" w:cs="Garamond"/>
@@ -886,7 +972,43 @@
           <w:sz w:val="24"/>
           <w:szCs w:val="24"/>
         </w:rPr>
-        <w:t>Backend (xUnit, Moq), Frontend (Karma, Jasmine), Automation (Selenium)</w:t>
+        <w:t>Backend (</w:t>
+      </w:r>
+      <w:proofErr w:type="spellStart"/>
+      <w:r>
+        <w:rPr>
+          <w:rFonts w:ascii="Garamond" w:hAnsi="Garamond" w:cs="Garamond"/>
+          <w:sz w:val="24"/>
+          <w:szCs w:val="24"/>
+        </w:rPr>
+        <w:t>xUnit</w:t>
+      </w:r>
+      <w:proofErr w:type="spellEnd"/>
+      <w:r>
+        <w:rPr>
+          <w:rFonts w:ascii="Garamond" w:hAnsi="Garamond" w:cs="Garamond"/>
+          <w:sz w:val="24"/>
+          <w:szCs w:val="24"/>
+        </w:rPr>
+        <w:t xml:space="preserve">, </w:t>
+      </w:r>
+      <w:proofErr w:type="spellStart"/>
+      <w:r>
+        <w:rPr>
+          <w:rFonts w:ascii="Garamond" w:hAnsi="Garamond" w:cs="Garamond"/>
+          <w:sz w:val="24"/>
+          <w:szCs w:val="24"/>
+        </w:rPr>
+        <w:t>Moq</w:t>
+      </w:r>
+      <w:proofErr w:type="spellEnd"/>
+      <w:r>
+        <w:rPr>
+          <w:rFonts w:ascii="Garamond" w:hAnsi="Garamond" w:cs="Garamond"/>
+          <w:sz w:val="24"/>
+          <w:szCs w:val="24"/>
+        </w:rPr>
+        <w:t>), Frontend (Karma, Jasmine), Automation (Selenium)</w:t>
       </w:r>
       <w:r>
         <w:rPr>
@@ -957,7 +1079,61 @@
           <w:sz w:val="24"/>
           <w:szCs w:val="24"/>
         </w:rPr>
-        <w:t>GIT (BitBucket, Github and AzureDevOps), TFS &amp; SVN Subversion</w:t>
+        <w:t>GIT (</w:t>
+      </w:r>
+      <w:proofErr w:type="spellStart"/>
+      <w:r>
+        <w:rPr>
+          <w:rFonts w:ascii="Garamond" w:hAnsi="Garamond" w:cs="Garamond"/>
+          <w:sz w:val="24"/>
+          <w:szCs w:val="24"/>
+        </w:rPr>
+        <w:t>BitBucket</w:t>
+      </w:r>
+      <w:proofErr w:type="spellEnd"/>
+      <w:r>
+        <w:rPr>
+          <w:rFonts w:ascii="Garamond" w:hAnsi="Garamond" w:cs="Garamond"/>
+          <w:sz w:val="24"/>
+          <w:szCs w:val="24"/>
+        </w:rPr>
+        <w:t xml:space="preserve">, </w:t>
+      </w:r>
+      <w:proofErr w:type="spellStart"/>
+      <w:r>
+        <w:rPr>
+          <w:rFonts w:ascii="Garamond" w:hAnsi="Garamond" w:cs="Garamond"/>
+          <w:sz w:val="24"/>
+          <w:szCs w:val="24"/>
+        </w:rPr>
+        <w:t>Github</w:t>
+      </w:r>
+      <w:proofErr w:type="spellEnd"/>
+      <w:r>
+        <w:rPr>
+          <w:rFonts w:ascii="Garamond" w:hAnsi="Garamond" w:cs="Garamond"/>
+          <w:sz w:val="24"/>
+          <w:szCs w:val="24"/>
+        </w:rPr>
+        <w:t xml:space="preserve"> and </w:t>
+      </w:r>
+      <w:proofErr w:type="spellStart"/>
+      <w:r>
+        <w:rPr>
+          <w:rFonts w:ascii="Garamond" w:hAnsi="Garamond" w:cs="Garamond"/>
+          <w:sz w:val="24"/>
+          <w:szCs w:val="24"/>
+        </w:rPr>
+        <w:t>AzureDevOps</w:t>
+      </w:r>
+      <w:proofErr w:type="spellEnd"/>
+      <w:r>
+        <w:rPr>
+          <w:rFonts w:ascii="Garamond" w:hAnsi="Garamond" w:cs="Garamond"/>
+          <w:sz w:val="24"/>
+          <w:szCs w:val="24"/>
+        </w:rPr>
+        <w:t>), TFS &amp; SVN Subversion</w:t>
       </w:r>
       <w:r>
         <w:rPr>
@@ -1017,13 +1193,23 @@
         </w:rPr>
         <w:tab/>
       </w:r>
-      <w:r>
-        <w:rPr>
-          <w:rFonts w:ascii="Garamond" w:hAnsi="Garamond" w:cs="Garamond"/>
-          <w:sz w:val="24"/>
-          <w:szCs w:val="24"/>
-        </w:rPr>
-        <w:t>AzureDevOps, TFS, JIRA, MS Project &amp; MS Visio</w:t>
+      <w:proofErr w:type="spellStart"/>
+      <w:r>
+        <w:rPr>
+          <w:rFonts w:ascii="Garamond" w:hAnsi="Garamond" w:cs="Garamond"/>
+          <w:sz w:val="24"/>
+          <w:szCs w:val="24"/>
+        </w:rPr>
+        <w:t>AzureDevOps</w:t>
+      </w:r>
+      <w:proofErr w:type="spellEnd"/>
+      <w:r>
+        <w:rPr>
+          <w:rFonts w:ascii="Garamond" w:hAnsi="Garamond" w:cs="Garamond"/>
+          <w:sz w:val="24"/>
+          <w:szCs w:val="24"/>
+        </w:rPr>
+        <w:t>, TFS, JIRA, MS Project &amp; MS Visio</w:t>
       </w:r>
     </w:p>
     <w:p>
@@ -1256,7 +1442,25 @@
           <w:sz w:val="24"/>
           <w:szCs w:val="24"/>
         </w:rPr>
-        <w:t>OO JavaScript/1.8, JQuery, AJAX, PHP &amp; ASP</w:t>
+        <w:t xml:space="preserve">OO JavaScript/1.8, </w:t>
+      </w:r>
+      <w:proofErr w:type="spellStart"/>
+      <w:r>
+        <w:rPr>
+          <w:rFonts w:ascii="Garamond" w:hAnsi="Garamond" w:cs="Garamond"/>
+          <w:sz w:val="24"/>
+          <w:szCs w:val="24"/>
+        </w:rPr>
+        <w:t>JQuery</w:t>
+      </w:r>
+      <w:proofErr w:type="spellEnd"/>
+      <w:r>
+        <w:rPr>
+          <w:rFonts w:ascii="Garamond" w:hAnsi="Garamond" w:cs="Garamond"/>
+          <w:sz w:val="24"/>
+          <w:szCs w:val="24"/>
+        </w:rPr>
+        <w:t>, AJAX, PHP &amp; ASP</w:t>
       </w:r>
       <w:r>
         <w:rPr>
@@ -1345,8 +1549,18 @@
           <w:sz w:val="24"/>
           <w:szCs w:val="24"/>
         </w:rPr>
-        <w:t>REACT, SharePoint, Sitefinity, MOODLE, XAML, WPF &amp; GraphQL</w:t>
-      </w:r>
+        <w:t xml:space="preserve">REACT, SharePoint, Sitefinity, MOODLE, XAML, WPF &amp; </w:t>
+      </w:r>
+      <w:proofErr w:type="spellStart"/>
+      <w:r>
+        <w:rPr>
+          <w:rFonts w:ascii="Garamond" w:hAnsi="Garamond" w:cs="Garamond"/>
+          <w:sz w:val="24"/>
+          <w:szCs w:val="24"/>
+        </w:rPr>
+        <w:t>GraphQL</w:t>
+      </w:r>
+      <w:proofErr w:type="spellEnd"/>
       <w:r>
         <w:rPr>
           <w:rFonts w:ascii="Garamond" w:hAnsi="Garamond" w:cs="Garamond"/>
@@ -1630,7 +1844,25 @@
                 <w:szCs w:val="24"/>
                 <w:lang w:val="en-AU"/>
               </w:rPr>
-              <w:t>Analyse current intgertaions and plan for migration</w:t>
+              <w:t xml:space="preserve">Analyse current </w:t>
+            </w:r>
+            <w:r>
+              <w:rPr>
+                <w:rFonts w:ascii="Garamond" w:hAnsi="Garamond" w:cs="Garamond"/>
+                <w:sz w:val="24"/>
+                <w:szCs w:val="24"/>
+                <w:lang w:val="en-AU"/>
+              </w:rPr>
+              <w:t>integrations</w:t>
+            </w:r>
+            <w:r>
+              <w:rPr>
+                <w:rFonts w:ascii="Garamond" w:hAnsi="Garamond" w:cs="Garamond"/>
+                <w:sz w:val="24"/>
+                <w:szCs w:val="24"/>
+                <w:lang w:val="en-AU"/>
+              </w:rPr>
+              <w:t xml:space="preserve"> and plan for migration</w:t>
             </w:r>
           </w:p>
           <w:p>
@@ -1658,7 +1890,16 @@
                 <w:szCs w:val="24"/>
                 <w:lang w:val="en-AU"/>
               </w:rPr>
-              <w:t>Build new integration digrams</w:t>
+              <w:t xml:space="preserve">Build new integration </w:t>
+            </w:r>
+            <w:r>
+              <w:rPr>
+                <w:rFonts w:ascii="Garamond" w:hAnsi="Garamond" w:cs="Garamond"/>
+                <w:sz w:val="24"/>
+                <w:szCs w:val="24"/>
+                <w:lang w:val="en-AU"/>
+              </w:rPr>
+              <w:t>diagrams</w:t>
             </w:r>
           </w:p>
           <w:p>
@@ -1872,7 +2113,25 @@
                 <w:sz w:val="24"/>
                 <w:szCs w:val="24"/>
               </w:rPr>
-              <w:t xml:space="preserve">Mixture of .NET MVC to .NET 6 WebAPI projects </w:t>
+              <w:t xml:space="preserve">Mixture of .NET MVC to .NET 6 </w:t>
+            </w:r>
+            <w:proofErr w:type="spellStart"/>
+            <w:r>
+              <w:rPr>
+                <w:rFonts w:ascii="Garamond" w:hAnsi="Garamond" w:cs="Garamond"/>
+                <w:sz w:val="24"/>
+                <w:szCs w:val="24"/>
+              </w:rPr>
+              <w:t>WebAPI</w:t>
+            </w:r>
+            <w:proofErr w:type="spellEnd"/>
+            <w:r>
+              <w:rPr>
+                <w:rFonts w:ascii="Garamond" w:hAnsi="Garamond" w:cs="Garamond"/>
+                <w:sz w:val="24"/>
+                <w:szCs w:val="24"/>
+              </w:rPr>
+              <w:t xml:space="preserve"> projects </w:t>
             </w:r>
           </w:p>
           <w:p>
@@ -2756,7 +3015,25 @@
                 <w:sz w:val="24"/>
                 <w:szCs w:val="24"/>
               </w:rPr>
-              <w:t xml:space="preserve">Third parties integrations </w:t>
+              <w:t xml:space="preserve">Third </w:t>
+            </w:r>
+            <w:proofErr w:type="gramStart"/>
+            <w:r>
+              <w:rPr>
+                <w:rFonts w:ascii="Garamond" w:hAnsi="Garamond" w:cs="Garamond"/>
+                <w:sz w:val="24"/>
+                <w:szCs w:val="24"/>
+              </w:rPr>
+              <w:t>parties</w:t>
+            </w:r>
+            <w:proofErr w:type="gramEnd"/>
+            <w:r>
+              <w:rPr>
+                <w:rFonts w:ascii="Garamond" w:hAnsi="Garamond" w:cs="Garamond"/>
+                <w:sz w:val="24"/>
+                <w:szCs w:val="24"/>
+              </w:rPr>
+              <w:t xml:space="preserve"> integrations </w:t>
             </w:r>
           </w:p>
           <w:p>
@@ -2910,7 +3187,25 @@
                 <w:sz w:val="24"/>
                 <w:szCs w:val="24"/>
               </w:rPr>
-              <w:t xml:space="preserve">Mixture of .NET MVC to .NET 6 WebAPI projects </w:t>
+              <w:t xml:space="preserve">Mixture of .NET MVC to .NET 6 </w:t>
+            </w:r>
+            <w:proofErr w:type="spellStart"/>
+            <w:r>
+              <w:rPr>
+                <w:rFonts w:ascii="Garamond" w:hAnsi="Garamond" w:cs="Garamond"/>
+                <w:sz w:val="24"/>
+                <w:szCs w:val="24"/>
+              </w:rPr>
+              <w:t>WebAPI</w:t>
+            </w:r>
+            <w:proofErr w:type="spellEnd"/>
+            <w:r>
+              <w:rPr>
+                <w:rFonts w:ascii="Garamond" w:hAnsi="Garamond" w:cs="Garamond"/>
+                <w:sz w:val="24"/>
+                <w:szCs w:val="24"/>
+              </w:rPr>
+              <w:t xml:space="preserve"> projects </w:t>
             </w:r>
           </w:p>
           <w:p>
@@ -2982,13 +3277,23 @@
                 <w:szCs w:val="24"/>
               </w:rPr>
             </w:pPr>
+            <w:proofErr w:type="spellStart"/>
             <w:r>
               <w:rPr>
                 <w:rFonts w:ascii="Garamond" w:hAnsi="Garamond" w:cs="Garamond"/>
                 <w:sz w:val="24"/>
                 <w:szCs w:val="24"/>
               </w:rPr>
-              <w:t xml:space="preserve">DynamoDb </w:t>
+              <w:t>DynamoDb</w:t>
+            </w:r>
+            <w:proofErr w:type="spellEnd"/>
+            <w:r>
+              <w:rPr>
+                <w:rFonts w:ascii="Garamond" w:hAnsi="Garamond" w:cs="Garamond"/>
+                <w:sz w:val="24"/>
+                <w:szCs w:val="24"/>
+              </w:rPr>
+              <w:t xml:space="preserve"> </w:t>
             </w:r>
           </w:p>
           <w:p>
@@ -3138,13 +3443,23 @@
                 <w:szCs w:val="24"/>
               </w:rPr>
             </w:pPr>
+            <w:proofErr w:type="spellStart"/>
             <w:r>
               <w:rPr>
                 <w:rFonts w:ascii="Garamond" w:hAnsi="Garamond" w:cs="Garamond"/>
                 <w:sz w:val="24"/>
                 <w:szCs w:val="24"/>
               </w:rPr>
-              <w:t xml:space="preserve">Github </w:t>
+              <w:t>Github</w:t>
+            </w:r>
+            <w:proofErr w:type="spellEnd"/>
+            <w:r>
+              <w:rPr>
+                <w:rFonts w:ascii="Garamond" w:hAnsi="Garamond" w:cs="Garamond"/>
+                <w:sz w:val="24"/>
+                <w:szCs w:val="24"/>
+              </w:rPr>
+              <w:t xml:space="preserve"> </w:t>
             </w:r>
           </w:p>
           <w:p>
@@ -3800,6 +4115,7 @@
         </w:rPr>
         <w:t xml:space="preserve">Scrum Reporting and documenting project using HPM and </w:t>
       </w:r>
+      <w:proofErr w:type="spellStart"/>
       <w:r>
         <w:rPr>
           <w:rFonts w:ascii="Garamond" w:hAnsi="Garamond" w:cs="Garamond"/>
@@ -3808,6 +4124,7 @@
         </w:rPr>
         <w:t>AzureDevOps</w:t>
       </w:r>
+      <w:proofErr w:type="spellEnd"/>
       <w:r>
         <w:rPr>
           <w:rFonts w:ascii="Garamond" w:hAnsi="Garamond" w:cs="Garamond"/>
@@ -4001,8 +4318,36 @@
           <w:sz w:val="24"/>
           <w:szCs w:val="24"/>
         </w:rPr>
-        <w:t>Developing a state wide project consists of 2 Web applications, 1 WebAPI</w:t>
-      </w:r>
+        <w:t xml:space="preserve">Developing a </w:t>
+      </w:r>
+      <w:proofErr w:type="gramStart"/>
+      <w:r>
+        <w:rPr>
+          <w:rFonts w:ascii="Garamond" w:hAnsi="Garamond" w:cs="Garamond"/>
+          <w:sz w:val="24"/>
+          <w:szCs w:val="24"/>
+        </w:rPr>
+        <w:t>state wide</w:t>
+      </w:r>
+      <w:proofErr w:type="gramEnd"/>
+      <w:r>
+        <w:rPr>
+          <w:rFonts w:ascii="Garamond" w:hAnsi="Garamond" w:cs="Garamond"/>
+          <w:sz w:val="24"/>
+          <w:szCs w:val="24"/>
+        </w:rPr>
+        <w:t xml:space="preserve"> project consists of 2 Web applications, 1 </w:t>
+      </w:r>
+      <w:proofErr w:type="spellStart"/>
+      <w:r>
+        <w:rPr>
+          <w:rFonts w:ascii="Garamond" w:hAnsi="Garamond" w:cs="Garamond"/>
+          <w:sz w:val="24"/>
+          <w:szCs w:val="24"/>
+        </w:rPr>
+        <w:t>WebAPI</w:t>
+      </w:r>
+      <w:proofErr w:type="spellEnd"/>
       <w:r>
         <w:rPr>
           <w:rFonts w:ascii="Garamond" w:hAnsi="Garamond" w:cs="Garamond"/>
@@ -4086,7 +4431,25 @@
           <w:sz w:val="24"/>
           <w:szCs w:val="24"/>
         </w:rPr>
-        <w:t>6.2 | TypeScript | SCSS | ASP.NET Core 2 | Moq | SQL Server</w:t>
+        <w:t xml:space="preserve">6.2 | TypeScript | SCSS | ASP.NET Core 2 | </w:t>
+      </w:r>
+      <w:proofErr w:type="spellStart"/>
+      <w:r>
+        <w:rPr>
+          <w:rFonts w:ascii="Garamond" w:hAnsi="Garamond" w:cs="Garamond"/>
+          <w:sz w:val="24"/>
+          <w:szCs w:val="24"/>
+        </w:rPr>
+        <w:t>Moq</w:t>
+      </w:r>
+      <w:proofErr w:type="spellEnd"/>
+      <w:r>
+        <w:rPr>
+          <w:rFonts w:ascii="Garamond" w:hAnsi="Garamond" w:cs="Garamond"/>
+          <w:sz w:val="24"/>
+          <w:szCs w:val="24"/>
+        </w:rPr>
+        <w:t xml:space="preserve"> | SQL Server</w:t>
       </w:r>
       <w:r>
         <w:rPr>
@@ -4137,7 +4500,25 @@
           <w:sz w:val="24"/>
           <w:szCs w:val="24"/>
         </w:rPr>
-        <w:t>Frontend and Backend development. TDD using Moq and Karma</w:t>
+        <w:t xml:space="preserve">Frontend and Backend development. TDD using </w:t>
+      </w:r>
+      <w:proofErr w:type="spellStart"/>
+      <w:r>
+        <w:rPr>
+          <w:rFonts w:ascii="Garamond" w:hAnsi="Garamond" w:cs="Garamond"/>
+          <w:sz w:val="24"/>
+          <w:szCs w:val="24"/>
+        </w:rPr>
+        <w:t>Moq</w:t>
+      </w:r>
+      <w:proofErr w:type="spellEnd"/>
+      <w:r>
+        <w:rPr>
+          <w:rFonts w:ascii="Garamond" w:hAnsi="Garamond" w:cs="Garamond"/>
+          <w:sz w:val="24"/>
+          <w:szCs w:val="24"/>
+        </w:rPr>
+        <w:t xml:space="preserve"> and Karma</w:t>
       </w:r>
       <w:r>
         <w:rPr>
@@ -4287,7 +4668,33 @@
           <w:sz w:val="24"/>
           <w:szCs w:val="24"/>
         </w:rPr>
-        <w:t>City of Sydney (CoS)</w:t>
+        <w:t>City of Sydney (</w:t>
+      </w:r>
+      <w:proofErr w:type="spellStart"/>
+      <w:r>
+        <w:rPr>
+          <w:rFonts w:ascii="Garamond" w:hAnsi="Garamond" w:cs="Garamond"/>
+          <w:b/>
+          <w:bCs/>
+          <w:i/>
+          <w:iCs/>
+          <w:sz w:val="24"/>
+          <w:szCs w:val="24"/>
+        </w:rPr>
+        <w:t>CoS</w:t>
+      </w:r>
+      <w:proofErr w:type="spellEnd"/>
+      <w:r>
+        <w:rPr>
+          <w:rFonts w:ascii="Garamond" w:hAnsi="Garamond" w:cs="Garamond"/>
+          <w:b/>
+          <w:bCs/>
+          <w:i/>
+          <w:iCs/>
+          <w:sz w:val="24"/>
+          <w:szCs w:val="24"/>
+        </w:rPr>
+        <w:t>)</w:t>
       </w:r>
       <w:r>
         <w:rPr>
@@ -4707,7 +5114,25 @@
           <w:sz w:val="24"/>
           <w:szCs w:val="24"/>
         </w:rPr>
-        <w:t>SIT, UAT, Pre­Production for major Web Applications</w:t>
+        <w:t xml:space="preserve">SIT, UAT, </w:t>
+      </w:r>
+      <w:proofErr w:type="spellStart"/>
+      <w:r>
+        <w:rPr>
+          <w:rFonts w:ascii="Garamond" w:hAnsi="Garamond" w:cs="Garamond"/>
+          <w:sz w:val="24"/>
+          <w:szCs w:val="24"/>
+        </w:rPr>
+        <w:t>Pre­Production</w:t>
+      </w:r>
+      <w:proofErr w:type="spellEnd"/>
+      <w:r>
+        <w:rPr>
+          <w:rFonts w:ascii="Garamond" w:hAnsi="Garamond" w:cs="Garamond"/>
+          <w:sz w:val="24"/>
+          <w:szCs w:val="24"/>
+        </w:rPr>
+        <w:t xml:space="preserve"> for major Web Applications</w:t>
       </w:r>
       <w:r>
         <w:rPr>
@@ -5033,7 +5458,25 @@
           <w:sz w:val="24"/>
           <w:szCs w:val="24"/>
         </w:rPr>
-        <w:t>(.NET 4.7, C#, SQL Server, WebAPI, OWIN, JSON)</w:t>
+        <w:t xml:space="preserve">(.NET 4.7, C#, SQL Server, </w:t>
+      </w:r>
+      <w:proofErr w:type="spellStart"/>
+      <w:r>
+        <w:rPr>
+          <w:rFonts w:ascii="Garamond" w:hAnsi="Garamond" w:cs="Garamond"/>
+          <w:sz w:val="24"/>
+          <w:szCs w:val="24"/>
+        </w:rPr>
+        <w:t>WebAPI</w:t>
+      </w:r>
+      <w:proofErr w:type="spellEnd"/>
+      <w:r>
+        <w:rPr>
+          <w:rFonts w:ascii="Garamond" w:hAnsi="Garamond" w:cs="Garamond"/>
+          <w:sz w:val="24"/>
+          <w:szCs w:val="24"/>
+        </w:rPr>
+        <w:t>, OWIN, JSON)</w:t>
       </w:r>
     </w:p>
     <w:p>
@@ -5284,7 +5727,25 @@
           <w:sz w:val="24"/>
           <w:szCs w:val="24"/>
         </w:rPr>
-        <w:t xml:space="preserve"> .NET 4, C#, SQL Server, Web Services and WebAPI.</w:t>
+        <w:t xml:space="preserve"> .NET 4, C#, SQL Server, Web Services and </w:t>
+      </w:r>
+      <w:proofErr w:type="spellStart"/>
+      <w:r>
+        <w:rPr>
+          <w:rFonts w:ascii="Garamond" w:hAnsi="Garamond" w:cs="Garamond"/>
+          <w:sz w:val="24"/>
+          <w:szCs w:val="24"/>
+        </w:rPr>
+        <w:t>WebAPI</w:t>
+      </w:r>
+      <w:proofErr w:type="spellEnd"/>
+      <w:r>
+        <w:rPr>
+          <w:rFonts w:ascii="Garamond" w:hAnsi="Garamond" w:cs="Garamond"/>
+          <w:sz w:val="24"/>
+          <w:szCs w:val="24"/>
+        </w:rPr>
+        <w:t>.</w:t>
       </w:r>
     </w:p>
     <w:p>
@@ -5320,7 +5781,25 @@
           <w:szCs w:val="24"/>
         </w:rPr>
         <w:tab/>
-        <w:t>Participated in developing, SCRUM managing and maintaining MyRACP frontend and backend applications</w:t>
+        <w:t xml:space="preserve">Participated in developing, SCRUM managing and maintaining </w:t>
+      </w:r>
+      <w:proofErr w:type="spellStart"/>
+      <w:r>
+        <w:rPr>
+          <w:rFonts w:ascii="Garamond" w:hAnsi="Garamond" w:cs="Garamond"/>
+          <w:sz w:val="24"/>
+          <w:szCs w:val="24"/>
+        </w:rPr>
+        <w:t>MyRACP</w:t>
+      </w:r>
+      <w:proofErr w:type="spellEnd"/>
+      <w:r>
+        <w:rPr>
+          <w:rFonts w:ascii="Garamond" w:hAnsi="Garamond" w:cs="Garamond"/>
+          <w:sz w:val="24"/>
+          <w:szCs w:val="24"/>
+        </w:rPr>
+        <w:t xml:space="preserve"> frontend and backend applications</w:t>
       </w:r>
     </w:p>
     <w:p>
@@ -5375,7 +5854,61 @@
           <w:sz w:val="24"/>
           <w:szCs w:val="24"/>
         </w:rPr>
-        <w:t>Frontend development including responsive design using: JQuery, Bootstrap, MaterlizeCSS, various JS Frameworks. Backend was developed using .NET 4.5, C#, SQL Server 2012, WebAPI.</w:t>
+        <w:t xml:space="preserve">Frontend development including responsive design using: </w:t>
+      </w:r>
+      <w:proofErr w:type="spellStart"/>
+      <w:r>
+        <w:rPr>
+          <w:rFonts w:ascii="Garamond" w:hAnsi="Garamond" w:cs="Garamond"/>
+          <w:sz w:val="24"/>
+          <w:szCs w:val="24"/>
+        </w:rPr>
+        <w:t>JQuery</w:t>
+      </w:r>
+      <w:proofErr w:type="spellEnd"/>
+      <w:r>
+        <w:rPr>
+          <w:rFonts w:ascii="Garamond" w:hAnsi="Garamond" w:cs="Garamond"/>
+          <w:sz w:val="24"/>
+          <w:szCs w:val="24"/>
+        </w:rPr>
+        <w:t xml:space="preserve">, Bootstrap, </w:t>
+      </w:r>
+      <w:proofErr w:type="spellStart"/>
+      <w:r>
+        <w:rPr>
+          <w:rFonts w:ascii="Garamond" w:hAnsi="Garamond" w:cs="Garamond"/>
+          <w:sz w:val="24"/>
+          <w:szCs w:val="24"/>
+        </w:rPr>
+        <w:t>MaterlizeCSS</w:t>
+      </w:r>
+      <w:proofErr w:type="spellEnd"/>
+      <w:r>
+        <w:rPr>
+          <w:rFonts w:ascii="Garamond" w:hAnsi="Garamond" w:cs="Garamond"/>
+          <w:sz w:val="24"/>
+          <w:szCs w:val="24"/>
+        </w:rPr>
+        <w:t xml:space="preserve">, various JS Frameworks. Backend was developed using .NET 4.5, C#, SQL Server 2012, </w:t>
+      </w:r>
+      <w:proofErr w:type="spellStart"/>
+      <w:r>
+        <w:rPr>
+          <w:rFonts w:ascii="Garamond" w:hAnsi="Garamond" w:cs="Garamond"/>
+          <w:sz w:val="24"/>
+          <w:szCs w:val="24"/>
+        </w:rPr>
+        <w:t>WebAPI</w:t>
+      </w:r>
+      <w:proofErr w:type="spellEnd"/>
+      <w:r>
+        <w:rPr>
+          <w:rFonts w:ascii="Garamond" w:hAnsi="Garamond" w:cs="Garamond"/>
+          <w:sz w:val="24"/>
+          <w:szCs w:val="24"/>
+        </w:rPr>
+        <w:t>.</w:t>
       </w:r>
     </w:p>
     <w:p>
@@ -5419,7 +5952,25 @@
           <w:szCs w:val="24"/>
         </w:rPr>
         <w:tab/>
-        <w:t>Source Code Installation/Migration from legacy systems to unified GIT server (BitBucket).</w:t>
+        <w:t>Source Code Installation/Migration from legacy systems to unified GIT server (</w:t>
+      </w:r>
+      <w:proofErr w:type="spellStart"/>
+      <w:r>
+        <w:rPr>
+          <w:rFonts w:ascii="Garamond" w:hAnsi="Garamond" w:cs="Garamond"/>
+          <w:sz w:val="24"/>
+          <w:szCs w:val="24"/>
+        </w:rPr>
+        <w:t>BitBucket</w:t>
+      </w:r>
+      <w:proofErr w:type="spellEnd"/>
+      <w:r>
+        <w:rPr>
+          <w:rFonts w:ascii="Garamond" w:hAnsi="Garamond" w:cs="Garamond"/>
+          <w:sz w:val="24"/>
+          <w:szCs w:val="24"/>
+        </w:rPr>
+        <w:t>).</w:t>
       </w:r>
     </w:p>
     <w:p>
@@ -5677,17 +6228,31 @@
           <w:szCs w:val="24"/>
         </w:rPr>
       </w:pPr>
-      <w:r>
-        <w:rPr>
-          <w:rFonts w:ascii="Garamond" w:hAnsi="Garamond" w:cs="Garamond"/>
-          <w:b/>
-          <w:bCs/>
-          <w:i/>
-          <w:iCs/>
-          <w:sz w:val="24"/>
-          <w:szCs w:val="24"/>
-        </w:rPr>
-        <w:t>EmployeeConnect Software – Sydney, NSW</w:t>
+      <w:proofErr w:type="spellStart"/>
+      <w:r>
+        <w:rPr>
+          <w:rFonts w:ascii="Garamond" w:hAnsi="Garamond" w:cs="Garamond"/>
+          <w:b/>
+          <w:bCs/>
+          <w:i/>
+          <w:iCs/>
+          <w:sz w:val="24"/>
+          <w:szCs w:val="24"/>
+        </w:rPr>
+        <w:t>EmployeeConnect</w:t>
+      </w:r>
+      <w:proofErr w:type="spellEnd"/>
+      <w:r>
+        <w:rPr>
+          <w:rFonts w:ascii="Garamond" w:hAnsi="Garamond" w:cs="Garamond"/>
+          <w:b/>
+          <w:bCs/>
+          <w:i/>
+          <w:iCs/>
+          <w:sz w:val="24"/>
+          <w:szCs w:val="24"/>
+        </w:rPr>
+        <w:t xml:space="preserve"> Software – Sydney, NSW</w:t>
       </w:r>
       <w:r>
         <w:rPr>
@@ -5848,7 +6413,25 @@
           <w:sz w:val="24"/>
           <w:szCs w:val="24"/>
         </w:rPr>
-        <w:t>2.1. Responsive design using CSS3, JQuery, Bootstrap and other JS and CSS3 plugins.</w:t>
+        <w:t xml:space="preserve">2.1. Responsive design using CSS3, </w:t>
+      </w:r>
+      <w:proofErr w:type="spellStart"/>
+      <w:r>
+        <w:rPr>
+          <w:rFonts w:ascii="Garamond" w:hAnsi="Garamond" w:cs="Garamond"/>
+          <w:sz w:val="24"/>
+          <w:szCs w:val="24"/>
+        </w:rPr>
+        <w:t>JQuery</w:t>
+      </w:r>
+      <w:proofErr w:type="spellEnd"/>
+      <w:r>
+        <w:rPr>
+          <w:rFonts w:ascii="Garamond" w:hAnsi="Garamond" w:cs="Garamond"/>
+          <w:sz w:val="24"/>
+          <w:szCs w:val="24"/>
+        </w:rPr>
+        <w:t>, Bootstrap and other JS and CSS3 plugins.</w:t>
       </w:r>
     </w:p>
     <w:p>
@@ -5902,7 +6485,25 @@
           <w:sz w:val="24"/>
           <w:szCs w:val="24"/>
         </w:rPr>
-        <w:t>2.3 Adapting AJAX calls instead of page postbacks.</w:t>
+        <w:t xml:space="preserve">2.3 Adapting AJAX calls instead of page </w:t>
+      </w:r>
+      <w:proofErr w:type="spellStart"/>
+      <w:r>
+        <w:rPr>
+          <w:rFonts w:ascii="Garamond" w:hAnsi="Garamond" w:cs="Garamond"/>
+          <w:sz w:val="24"/>
+          <w:szCs w:val="24"/>
+        </w:rPr>
+        <w:t>postbacks</w:t>
+      </w:r>
+      <w:proofErr w:type="spellEnd"/>
+      <w:r>
+        <w:rPr>
+          <w:rFonts w:ascii="Garamond" w:hAnsi="Garamond" w:cs="Garamond"/>
+          <w:sz w:val="24"/>
+          <w:szCs w:val="24"/>
+        </w:rPr>
+        <w:t>.</w:t>
       </w:r>
     </w:p>
     <w:p>
@@ -6022,7 +6623,27 @@
           <w:sz w:val="20"/>
           <w:szCs w:val="20"/>
         </w:rPr>
-        <w:t>Left UAE on September 2014 and l</w:t>
+        <w:t xml:space="preserve">Left UAE </w:t>
+      </w:r>
+      <w:proofErr w:type="gramStart"/>
+      <w:r>
+        <w:rPr>
+          <w:rFonts w:ascii="Garamond" w:hAnsi="Garamond" w:cs="Garamond"/>
+          <w:color w:val="808080"/>
+          <w:sz w:val="20"/>
+          <w:szCs w:val="20"/>
+        </w:rPr>
+        <w:t>on</w:t>
+      </w:r>
+      <w:proofErr w:type="gramEnd"/>
+      <w:r>
+        <w:rPr>
+          <w:rFonts w:ascii="Garamond" w:hAnsi="Garamond" w:cs="Garamond"/>
+          <w:color w:val="808080"/>
+          <w:sz w:val="20"/>
+          <w:szCs w:val="20"/>
+        </w:rPr>
+        <w:t xml:space="preserve"> September 2014 and l</w:t>
       </w:r>
       <w:r>
         <w:rPr>
@@ -6883,7 +7504,43 @@
           <w:sz w:val="24"/>
           <w:szCs w:val="24"/>
         </w:rPr>
-        <w:t xml:space="preserve">Moodle Installation on openSuse 11.0, Moodle UI Customizations, Integration with TurnItIn and Integration </w:t>
+        <w:t xml:space="preserve">Moodle Installation on </w:t>
+      </w:r>
+      <w:proofErr w:type="spellStart"/>
+      <w:r>
+        <w:rPr>
+          <w:rFonts w:ascii="Garamond" w:hAnsi="Garamond" w:cs="Garamond"/>
+          <w:sz w:val="24"/>
+          <w:szCs w:val="24"/>
+        </w:rPr>
+        <w:t>openSuse</w:t>
+      </w:r>
+      <w:proofErr w:type="spellEnd"/>
+      <w:r>
+        <w:rPr>
+          <w:rFonts w:ascii="Garamond" w:hAnsi="Garamond" w:cs="Garamond"/>
+          <w:sz w:val="24"/>
+          <w:szCs w:val="24"/>
+        </w:rPr>
+        <w:t xml:space="preserve"> 11.0, Moodle UI Customizations, Integration with </w:t>
+      </w:r>
+      <w:proofErr w:type="spellStart"/>
+      <w:r>
+        <w:rPr>
+          <w:rFonts w:ascii="Garamond" w:hAnsi="Garamond" w:cs="Garamond"/>
+          <w:sz w:val="24"/>
+          <w:szCs w:val="24"/>
+        </w:rPr>
+        <w:t>TurnItIn</w:t>
+      </w:r>
+      <w:proofErr w:type="spellEnd"/>
+      <w:r>
+        <w:rPr>
+          <w:rFonts w:ascii="Garamond" w:hAnsi="Garamond" w:cs="Garamond"/>
+          <w:sz w:val="24"/>
+          <w:szCs w:val="24"/>
+        </w:rPr>
+        <w:t xml:space="preserve"> and Integration </w:t>
       </w:r>
       <w:r>
         <w:rPr>
@@ -7254,7 +7911,29 @@
           <w:sz w:val="24"/>
           <w:szCs w:val="24"/>
         </w:rPr>
-        <w:t>MOPA Content Management Server (Codenamed: CMSConcept):</w:t>
+        <w:t xml:space="preserve">MOPA Content Management Server (Codenamed: </w:t>
+      </w:r>
+      <w:proofErr w:type="spellStart"/>
+      <w:r>
+        <w:rPr>
+          <w:rFonts w:ascii="Garamond" w:hAnsi="Garamond" w:cs="Garamond"/>
+          <w:b/>
+          <w:bCs/>
+          <w:sz w:val="24"/>
+          <w:szCs w:val="24"/>
+        </w:rPr>
+        <w:t>CMSConcept</w:t>
+      </w:r>
+      <w:proofErr w:type="spellEnd"/>
+      <w:r>
+        <w:rPr>
+          <w:rFonts w:ascii="Garamond" w:hAnsi="Garamond" w:cs="Garamond"/>
+          <w:b/>
+          <w:bCs/>
+          <w:sz w:val="24"/>
+          <w:szCs w:val="24"/>
+        </w:rPr>
+        <w:t>):</w:t>
       </w:r>
     </w:p>
     <w:p>
@@ -7288,7 +7967,25 @@
           <w:sz w:val="24"/>
           <w:szCs w:val="24"/>
         </w:rPr>
-        <w:t xml:space="preserve"> The main target of MOPA CMSConcept is to provide an easy and smart way to create static and dynamic websites with maximum flexibility and minimum time and effort:</w:t>
+        <w:t xml:space="preserve"> The main target of MOPA </w:t>
+      </w:r>
+      <w:proofErr w:type="spellStart"/>
+      <w:r>
+        <w:rPr>
+          <w:rFonts w:ascii="Garamond" w:hAnsi="Garamond" w:cs="Garamond"/>
+          <w:sz w:val="24"/>
+          <w:szCs w:val="24"/>
+        </w:rPr>
+        <w:t>CMSConcept</w:t>
+      </w:r>
+      <w:proofErr w:type="spellEnd"/>
+      <w:r>
+        <w:rPr>
+          <w:rFonts w:ascii="Garamond" w:hAnsi="Garamond" w:cs="Garamond"/>
+          <w:sz w:val="24"/>
+          <w:szCs w:val="24"/>
+        </w:rPr>
+        <w:t xml:space="preserve"> is to provide an easy and smart way to create static and dynamic websites with maximum flexibility and minimum time and effort:</w:t>
       </w:r>
     </w:p>
     <w:p>
@@ -7653,7 +8350,31 @@
           <w:sz w:val="24"/>
           <w:szCs w:val="24"/>
         </w:rPr>
-        <w:t xml:space="preserve">Sheikh Khalifa Bin Zayed Al.Nahyan (UAE President) </w:t>
+        <w:t xml:space="preserve">Sheikh Khalifa Bin Zayed </w:t>
+      </w:r>
+      <w:proofErr w:type="spellStart"/>
+      <w:proofErr w:type="gramStart"/>
+      <w:r>
+        <w:rPr>
+          <w:rFonts w:ascii="Garamond" w:hAnsi="Garamond" w:cs="Garamond"/>
+          <w:b/>
+          <w:bCs/>
+          <w:sz w:val="24"/>
+          <w:szCs w:val="24"/>
+        </w:rPr>
+        <w:t>Al.Nahyan</w:t>
+      </w:r>
+      <w:proofErr w:type="spellEnd"/>
+      <w:proofErr w:type="gramEnd"/>
+      <w:r>
+        <w:rPr>
+          <w:rFonts w:ascii="Garamond" w:hAnsi="Garamond" w:cs="Garamond"/>
+          <w:b/>
+          <w:bCs/>
+          <w:sz w:val="24"/>
+          <w:szCs w:val="24"/>
+        </w:rPr>
+        <w:t xml:space="preserve"> (UAE President) </w:t>
       </w:r>
       <w:r>
         <w:rPr>
@@ -7727,7 +8448,27 @@
           <w:sz w:val="24"/>
           <w:szCs w:val="24"/>
         </w:rPr>
-        <w:t xml:space="preserve"> This is the official website for HH Sheikh Khalifa Bin Zayed Al.Nahyan containing </w:t>
+        <w:t xml:space="preserve"> This is the official website for HH Sheikh Khalifa Bin Zayed </w:t>
+      </w:r>
+      <w:proofErr w:type="spellStart"/>
+      <w:proofErr w:type="gramStart"/>
+      <w:r>
+        <w:rPr>
+          <w:rFonts w:ascii="Garamond" w:hAnsi="Garamond" w:cs="Garamond"/>
+          <w:sz w:val="24"/>
+          <w:szCs w:val="24"/>
+        </w:rPr>
+        <w:t>Al.Nahyan</w:t>
+      </w:r>
+      <w:proofErr w:type="spellEnd"/>
+      <w:proofErr w:type="gramEnd"/>
+      <w:r>
+        <w:rPr>
+          <w:rFonts w:ascii="Garamond" w:hAnsi="Garamond" w:cs="Garamond"/>
+          <w:sz w:val="24"/>
+          <w:szCs w:val="24"/>
+        </w:rPr>
+        <w:t xml:space="preserve"> containing </w:t>
       </w:r>
       <w:r>
         <w:rPr>
@@ -8026,7 +8767,43 @@
           <w:sz w:val="24"/>
           <w:szCs w:val="24"/>
         </w:rPr>
-        <w:t xml:space="preserve"> ASP.NET, IIS, SQL Server, Visual Studio .NET, Oracle 10g, Ultimus Workflow and Saperion Archiving System.</w:t>
+        <w:t xml:space="preserve"> ASP.NET, IIS, SQL Server, Visual Studio .NET, Oracle 10g, </w:t>
+      </w:r>
+      <w:proofErr w:type="spellStart"/>
+      <w:r>
+        <w:rPr>
+          <w:rFonts w:ascii="Garamond" w:hAnsi="Garamond" w:cs="Garamond"/>
+          <w:sz w:val="24"/>
+          <w:szCs w:val="24"/>
+        </w:rPr>
+        <w:t>Ultimus</w:t>
+      </w:r>
+      <w:proofErr w:type="spellEnd"/>
+      <w:r>
+        <w:rPr>
+          <w:rFonts w:ascii="Garamond" w:hAnsi="Garamond" w:cs="Garamond"/>
+          <w:sz w:val="24"/>
+          <w:szCs w:val="24"/>
+        </w:rPr>
+        <w:t xml:space="preserve"> Workflow and </w:t>
+      </w:r>
+      <w:proofErr w:type="spellStart"/>
+      <w:r>
+        <w:rPr>
+          <w:rFonts w:ascii="Garamond" w:hAnsi="Garamond" w:cs="Garamond"/>
+          <w:sz w:val="24"/>
+          <w:szCs w:val="24"/>
+        </w:rPr>
+        <w:t>Saperion</w:t>
+      </w:r>
+      <w:proofErr w:type="spellEnd"/>
+      <w:r>
+        <w:rPr>
+          <w:rFonts w:ascii="Garamond" w:hAnsi="Garamond" w:cs="Garamond"/>
+          <w:sz w:val="24"/>
+          <w:szCs w:val="24"/>
+        </w:rPr>
+        <w:t xml:space="preserve"> Archiving System.</w:t>
       </w:r>
     </w:p>
     <w:p>
@@ -8200,7 +8977,25 @@
           <w:sz w:val="24"/>
           <w:szCs w:val="24"/>
         </w:rPr>
-        <w:t>- Responsible for the integration between SharePoint and Ultimus Workflow.</w:t>
+        <w:t xml:space="preserve">- Responsible for the integration between SharePoint and </w:t>
+      </w:r>
+      <w:proofErr w:type="spellStart"/>
+      <w:r>
+        <w:rPr>
+          <w:rFonts w:ascii="Garamond" w:hAnsi="Garamond" w:cs="Garamond"/>
+          <w:sz w:val="24"/>
+          <w:szCs w:val="24"/>
+        </w:rPr>
+        <w:t>Ultimus</w:t>
+      </w:r>
+      <w:proofErr w:type="spellEnd"/>
+      <w:r>
+        <w:rPr>
+          <w:rFonts w:ascii="Garamond" w:hAnsi="Garamond" w:cs="Garamond"/>
+          <w:sz w:val="24"/>
+          <w:szCs w:val="24"/>
+        </w:rPr>
+        <w:t xml:space="preserve"> Workflow.</w:t>
       </w:r>
     </w:p>
     <w:p>
@@ -8430,7 +9225,25 @@
           <w:sz w:val="24"/>
           <w:szCs w:val="24"/>
         </w:rPr>
-        <w:t>- Analysis and development for the E-Services provided.</w:t>
+        <w:t xml:space="preserve">- Analysis and development </w:t>
+      </w:r>
+      <w:proofErr w:type="gramStart"/>
+      <w:r>
+        <w:rPr>
+          <w:rFonts w:ascii="Garamond" w:hAnsi="Garamond" w:cs="Garamond"/>
+          <w:sz w:val="24"/>
+          <w:szCs w:val="24"/>
+        </w:rPr>
+        <w:t>for</w:t>
+      </w:r>
+      <w:proofErr w:type="gramEnd"/>
+      <w:r>
+        <w:rPr>
+          <w:rFonts w:ascii="Garamond" w:hAnsi="Garamond" w:cs="Garamond"/>
+          <w:sz w:val="24"/>
+          <w:szCs w:val="24"/>
+        </w:rPr>
+        <w:t xml:space="preserve"> the E-Services provided.</w:t>
       </w:r>
     </w:p>
     <w:p>
@@ -9015,15 +9828,33 @@
           <w:sz w:val="24"/>
           <w:szCs w:val="24"/>
         </w:rPr>
-        <w:t>The system contains about 2.5 million lines of code and contains a larg</w:t>
-      </w:r>
-      <w:r>
-        <w:rPr>
-          <w:rFonts w:ascii="Garamond" w:hAnsi="Garamond" w:cs="Garamond"/>
-          <w:sz w:val="24"/>
-          <w:szCs w:val="24"/>
-        </w:rPr>
-        <w:t xml:space="preserve">e number of sub-projects </w:t>
+        <w:t xml:space="preserve">The system contains about 2.5 million lines of code and contains </w:t>
+      </w:r>
+      <w:proofErr w:type="gramStart"/>
+      <w:r>
+        <w:rPr>
+          <w:rFonts w:ascii="Garamond" w:hAnsi="Garamond" w:cs="Garamond"/>
+          <w:sz w:val="24"/>
+          <w:szCs w:val="24"/>
+        </w:rPr>
+        <w:t>a larg</w:t>
+      </w:r>
+      <w:r>
+        <w:rPr>
+          <w:rFonts w:ascii="Garamond" w:hAnsi="Garamond" w:cs="Garamond"/>
+          <w:sz w:val="24"/>
+          <w:szCs w:val="24"/>
+        </w:rPr>
+        <w:t>e number of</w:t>
+      </w:r>
+      <w:proofErr w:type="gramEnd"/>
+      <w:r>
+        <w:rPr>
+          <w:rFonts w:ascii="Garamond" w:hAnsi="Garamond" w:cs="Garamond"/>
+          <w:sz w:val="24"/>
+          <w:szCs w:val="24"/>
+        </w:rPr>
+        <w:t xml:space="preserve"> sub-projects </w:t>
       </w:r>
       <w:r>
         <w:rPr>
@@ -9089,7 +9920,61 @@
           <w:sz w:val="24"/>
           <w:szCs w:val="24"/>
         </w:rPr>
-        <w:t xml:space="preserve"> ASP.NET, IIS, Windows Server, Microsoft SQL Server, Microsoft Visual Studio .NET, MailSite Mail Server, Ultimus Workflow, Centra LMS, Arabdox Archiving system.</w:t>
+        <w:t xml:space="preserve"> ASP.NET, IIS, Windows Server, Microsoft SQL Server, Microsoft Visual Studio .NET, </w:t>
+      </w:r>
+      <w:proofErr w:type="spellStart"/>
+      <w:r>
+        <w:rPr>
+          <w:rFonts w:ascii="Garamond" w:hAnsi="Garamond" w:cs="Garamond"/>
+          <w:sz w:val="24"/>
+          <w:szCs w:val="24"/>
+        </w:rPr>
+        <w:t>MailSite</w:t>
+      </w:r>
+      <w:proofErr w:type="spellEnd"/>
+      <w:r>
+        <w:rPr>
+          <w:rFonts w:ascii="Garamond" w:hAnsi="Garamond" w:cs="Garamond"/>
+          <w:sz w:val="24"/>
+          <w:szCs w:val="24"/>
+        </w:rPr>
+        <w:t xml:space="preserve"> Mail Server, </w:t>
+      </w:r>
+      <w:proofErr w:type="spellStart"/>
+      <w:r>
+        <w:rPr>
+          <w:rFonts w:ascii="Garamond" w:hAnsi="Garamond" w:cs="Garamond"/>
+          <w:sz w:val="24"/>
+          <w:szCs w:val="24"/>
+        </w:rPr>
+        <w:t>Ultimus</w:t>
+      </w:r>
+      <w:proofErr w:type="spellEnd"/>
+      <w:r>
+        <w:rPr>
+          <w:rFonts w:ascii="Garamond" w:hAnsi="Garamond" w:cs="Garamond"/>
+          <w:sz w:val="24"/>
+          <w:szCs w:val="24"/>
+        </w:rPr>
+        <w:t xml:space="preserve"> Workflow, Centra LMS, </w:t>
+      </w:r>
+      <w:proofErr w:type="spellStart"/>
+      <w:r>
+        <w:rPr>
+          <w:rFonts w:ascii="Garamond" w:hAnsi="Garamond" w:cs="Garamond"/>
+          <w:sz w:val="24"/>
+          <w:szCs w:val="24"/>
+        </w:rPr>
+        <w:t>Arabdox</w:t>
+      </w:r>
+      <w:proofErr w:type="spellEnd"/>
+      <w:r>
+        <w:rPr>
+          <w:rFonts w:ascii="Garamond" w:hAnsi="Garamond" w:cs="Garamond"/>
+          <w:sz w:val="24"/>
+          <w:szCs w:val="24"/>
+        </w:rPr>
+        <w:t xml:space="preserve"> Archiving system.</w:t>
       </w:r>
     </w:p>
     <w:p>
@@ -9211,16 +10096,7 @@
           <w:sz w:val="24"/>
           <w:szCs w:val="24"/>
         </w:rPr>
-        <w:t xml:space="preserve">tarted as a junior developer, then a senior developer, then a team leader and finally a technical </w:t>
-      </w:r>
-      <w:r>
-        <w:rPr>
-          <w:rFonts w:ascii="Garamond" w:hAnsi="Garamond" w:cs="Garamond"/>
-          <w:sz w:val="24"/>
-          <w:szCs w:val="24"/>
-        </w:rPr>
-        <w:lastRenderedPageBreak/>
-        <w:t>project manager.</w:t>
+        <w:t>tarted as a junior developer, then a senior developer, then a team leader and finally a technical project manager.</w:t>
       </w:r>
       <w:r>
         <w:rPr>
@@ -9252,6 +10128,7 @@
           <w:sz w:val="24"/>
           <w:szCs w:val="24"/>
         </w:rPr>
+        <w:lastRenderedPageBreak/>
         <w:tab/>
         <w:t>- Analysis and development.</w:t>
       </w:r>
@@ -9723,17 +10600,31 @@
         </w:rPr>
         <w:t xml:space="preserve"> </w:t>
       </w:r>
-      <w:r>
-        <w:rPr>
-          <w:rFonts w:ascii="Garamond" w:hAnsi="Garamond" w:cs="Garamond"/>
-          <w:b/>
-          <w:bCs/>
-          <w:i/>
-          <w:iCs/>
-          <w:sz w:val="24"/>
-          <w:szCs w:val="24"/>
-        </w:rPr>
-        <w:t>EKnowledge Company (</w:t>
+      <w:proofErr w:type="spellStart"/>
+      <w:r>
+        <w:rPr>
+          <w:rFonts w:ascii="Garamond" w:hAnsi="Garamond" w:cs="Garamond"/>
+          <w:b/>
+          <w:bCs/>
+          <w:i/>
+          <w:iCs/>
+          <w:sz w:val="24"/>
+          <w:szCs w:val="24"/>
+        </w:rPr>
+        <w:t>EKnowledge</w:t>
+      </w:r>
+      <w:proofErr w:type="spellEnd"/>
+      <w:r>
+        <w:rPr>
+          <w:rFonts w:ascii="Garamond" w:hAnsi="Garamond" w:cs="Garamond"/>
+          <w:b/>
+          <w:bCs/>
+          <w:i/>
+          <w:iCs/>
+          <w:sz w:val="24"/>
+          <w:szCs w:val="24"/>
+        </w:rPr>
+        <w:t xml:space="preserve"> Company (</w:t>
       </w:r>
       <w:hyperlink r:id="rId20" w:history="1">
         <w:r>
@@ -9831,17 +10722,31 @@
         </w:rPr>
         <w:t xml:space="preserve"> </w:t>
       </w:r>
-      <w:r>
-        <w:rPr>
-          <w:rFonts w:ascii="Garamond" w:hAnsi="Garamond" w:cs="Garamond"/>
-          <w:b/>
-          <w:bCs/>
-          <w:i/>
-          <w:iCs/>
-          <w:sz w:val="24"/>
-          <w:szCs w:val="24"/>
-        </w:rPr>
-        <w:t>PharoWeb Egypt for complete IT solutions</w:t>
+      <w:proofErr w:type="spellStart"/>
+      <w:r>
+        <w:rPr>
+          <w:rFonts w:ascii="Garamond" w:hAnsi="Garamond" w:cs="Garamond"/>
+          <w:b/>
+          <w:bCs/>
+          <w:i/>
+          <w:iCs/>
+          <w:sz w:val="24"/>
+          <w:szCs w:val="24"/>
+        </w:rPr>
+        <w:t>PharoWeb</w:t>
+      </w:r>
+      <w:proofErr w:type="spellEnd"/>
+      <w:r>
+        <w:rPr>
+          <w:rFonts w:ascii="Garamond" w:hAnsi="Garamond" w:cs="Garamond"/>
+          <w:b/>
+          <w:bCs/>
+          <w:i/>
+          <w:iCs/>
+          <w:sz w:val="24"/>
+          <w:szCs w:val="24"/>
+        </w:rPr>
+        <w:t xml:space="preserve"> Egypt for complete IT solutions</w:t>
       </w:r>
       <w:r>
         <w:rPr>
@@ -11146,7 +12051,29 @@
           <w:sz w:val="24"/>
           <w:szCs w:val="24"/>
         </w:rPr>
-        <w:t>(ITI),Giza ,Egypt.</w:t>
+        <w:t>(ITI</w:t>
+      </w:r>
+      <w:proofErr w:type="gramStart"/>
+      <w:r>
+        <w:rPr>
+          <w:rFonts w:ascii="Garamond" w:hAnsi="Garamond" w:cs="Garamond"/>
+          <w:i/>
+          <w:iCs/>
+          <w:sz w:val="24"/>
+          <w:szCs w:val="24"/>
+        </w:rPr>
+        <w:t>),Giza</w:t>
+      </w:r>
+      <w:proofErr w:type="gramEnd"/>
+      <w:r>
+        <w:rPr>
+          <w:rFonts w:ascii="Garamond" w:hAnsi="Garamond" w:cs="Garamond"/>
+          <w:i/>
+          <w:iCs/>
+          <w:sz w:val="24"/>
+          <w:szCs w:val="24"/>
+        </w:rPr>
+        <w:t xml:space="preserve"> ,Egypt.</w:t>
       </w:r>
       <w:r>
         <w:rPr>
@@ -11176,17 +12103,39 @@
           <w:sz w:val="24"/>
           <w:szCs w:val="24"/>
         </w:rPr>
-        <w:t>Egyptian Cabinet ,</w:t>
-      </w:r>
-      <w:r>
-        <w:rPr>
-          <w:rFonts w:ascii="Garamond" w:hAnsi="Garamond" w:cs="Garamond"/>
-          <w:i/>
-          <w:iCs/>
-          <w:sz w:val="24"/>
-          <w:szCs w:val="24"/>
-        </w:rPr>
-        <w:t xml:space="preserve">Garden City, Cairo, Egypt. </w:t>
+        <w:t xml:space="preserve">Egyptian </w:t>
+      </w:r>
+      <w:proofErr w:type="gramStart"/>
+      <w:r>
+        <w:rPr>
+          <w:rFonts w:ascii="Garamond" w:hAnsi="Garamond" w:cs="Garamond"/>
+          <w:i/>
+          <w:iCs/>
+          <w:sz w:val="24"/>
+          <w:szCs w:val="24"/>
+        </w:rPr>
+        <w:t>Cabinet ,</w:t>
+      </w:r>
+      <w:r>
+        <w:rPr>
+          <w:rFonts w:ascii="Garamond" w:hAnsi="Garamond" w:cs="Garamond"/>
+          <w:i/>
+          <w:iCs/>
+          <w:sz w:val="24"/>
+          <w:szCs w:val="24"/>
+        </w:rPr>
+        <w:t>Garden</w:t>
+      </w:r>
+      <w:proofErr w:type="gramEnd"/>
+      <w:r>
+        <w:rPr>
+          <w:rFonts w:ascii="Garamond" w:hAnsi="Garamond" w:cs="Garamond"/>
+          <w:i/>
+          <w:iCs/>
+          <w:sz w:val="24"/>
+          <w:szCs w:val="24"/>
+        </w:rPr>
+        <w:t xml:space="preserve"> City, Cairo, Egypt. </w:t>
       </w:r>
     </w:p>
     <w:p>
@@ -11231,15 +12180,27 @@
         </w:rPr>
         <w:t xml:space="preserve"> </w:t>
       </w:r>
-      <w:r>
-        <w:rPr>
-          <w:rFonts w:ascii="Garamond" w:hAnsi="Garamond" w:cs="Garamond"/>
-          <w:i/>
-          <w:iCs/>
-          <w:sz w:val="24"/>
-          <w:szCs w:val="24"/>
-        </w:rPr>
-        <w:t>VoiceXML Gateway</w:t>
+      <w:proofErr w:type="spellStart"/>
+      <w:r>
+        <w:rPr>
+          <w:rFonts w:ascii="Garamond" w:hAnsi="Garamond" w:cs="Garamond"/>
+          <w:i/>
+          <w:iCs/>
+          <w:sz w:val="24"/>
+          <w:szCs w:val="24"/>
+        </w:rPr>
+        <w:t>VoiceXML</w:t>
+      </w:r>
+      <w:proofErr w:type="spellEnd"/>
+      <w:r>
+        <w:rPr>
+          <w:rFonts w:ascii="Garamond" w:hAnsi="Garamond" w:cs="Garamond"/>
+          <w:i/>
+          <w:iCs/>
+          <w:sz w:val="24"/>
+          <w:szCs w:val="24"/>
+        </w:rPr>
+        <w:t xml:space="preserve"> Gateway</w:t>
       </w:r>
       <w:r>
         <w:rPr>
@@ -11377,7 +12338,18 @@
           <w:sz w:val="24"/>
           <w:szCs w:val="24"/>
         </w:rPr>
-        <w:t xml:space="preserve"> in Engineering</w:t>
+        <w:t xml:space="preserve"> in </w:t>
+      </w:r>
+      <w:proofErr w:type="gramStart"/>
+      <w:r>
+        <w:rPr>
+          <w:rFonts w:ascii="Garamond" w:hAnsi="Garamond" w:cs="Garamond"/>
+          <w:b/>
+          <w:bCs/>
+          <w:sz w:val="24"/>
+          <w:szCs w:val="24"/>
+        </w:rPr>
+        <w:t>Engineering</w:t>
       </w:r>
       <w:r>
         <w:rPr>
@@ -11395,7 +12367,18 @@
           <w:sz w:val="24"/>
           <w:szCs w:val="24"/>
         </w:rPr>
-        <w:t>Ain Shams University,</w:t>
+        <w:t>Ain</w:t>
+      </w:r>
+      <w:proofErr w:type="gramEnd"/>
+      <w:r>
+        <w:rPr>
+          <w:rFonts w:ascii="Garamond" w:hAnsi="Garamond" w:cs="Garamond"/>
+          <w:i/>
+          <w:iCs/>
+          <w:sz w:val="24"/>
+          <w:szCs w:val="24"/>
+        </w:rPr>
+        <w:t xml:space="preserve"> Shams University,</w:t>
       </w:r>
       <w:r>
         <w:rPr>
@@ -11621,6 +12604,7 @@
         </w:rPr>
         <w:t>Creation of a Source Forge project called "</w:t>
       </w:r>
+      <w:proofErr w:type="spellStart"/>
       <w:r>
         <w:rPr>
           <w:rFonts w:ascii="Garamond" w:hAnsi="Garamond" w:cs="Garamond"/>
@@ -11633,6 +12617,7 @@
         </w:rPr>
         <w:t>OpenImageManager</w:t>
       </w:r>
+      <w:proofErr w:type="spellEnd"/>
       <w:r>
         <w:rPr>
           <w:rFonts w:ascii="Garamond" w:hAnsi="Garamond" w:cs="Garamond"/>
@@ -11829,7 +12814,25 @@
           <w:sz w:val="24"/>
           <w:szCs w:val="24"/>
         </w:rPr>
-        <w:t>. This is a project about providing universities with a full featured freeware and open source solution for their main activities.</w:t>
+        <w:t xml:space="preserve">. This is a project about providing universities with a full featured freeware and </w:t>
+      </w:r>
+      <w:proofErr w:type="gramStart"/>
+      <w:r>
+        <w:rPr>
+          <w:rFonts w:ascii="Garamond" w:hAnsi="Garamond" w:cs="Garamond"/>
+          <w:sz w:val="24"/>
+          <w:szCs w:val="24"/>
+        </w:rPr>
+        <w:t>open source</w:t>
+      </w:r>
+      <w:proofErr w:type="gramEnd"/>
+      <w:r>
+        <w:rPr>
+          <w:rFonts w:ascii="Garamond" w:hAnsi="Garamond" w:cs="Garamond"/>
+          <w:sz w:val="24"/>
+          <w:szCs w:val="24"/>
+        </w:rPr>
+        <w:t xml:space="preserve"> solution for their main activities.</w:t>
       </w:r>
       <w:r>
         <w:rPr>
@@ -11926,13 +12929,23 @@
         </w:rPr>
         <w:t xml:space="preserve">- </w:t>
       </w:r>
-      <w:r>
-        <w:rPr>
-          <w:rFonts w:ascii="Garamond" w:hAnsi="Garamond" w:cs="Garamond"/>
-          <w:sz w:val="24"/>
-          <w:szCs w:val="24"/>
-        </w:rPr>
-        <w:t>Muamalat LLC</w:t>
+      <w:proofErr w:type="spellStart"/>
+      <w:r>
+        <w:rPr>
+          <w:rFonts w:ascii="Garamond" w:hAnsi="Garamond" w:cs="Garamond"/>
+          <w:sz w:val="24"/>
+          <w:szCs w:val="24"/>
+        </w:rPr>
+        <w:t>Muamalat</w:t>
+      </w:r>
+      <w:proofErr w:type="spellEnd"/>
+      <w:r>
+        <w:rPr>
+          <w:rFonts w:ascii="Garamond" w:hAnsi="Garamond" w:cs="Garamond"/>
+          <w:sz w:val="24"/>
+          <w:szCs w:val="24"/>
+        </w:rPr>
+        <w:t xml:space="preserve"> LLC</w:t>
       </w:r>
       <w:r>
         <w:rPr>
@@ -12045,7 +13058,25 @@
           <w:sz w:val="24"/>
           <w:szCs w:val="24"/>
         </w:rPr>
-        <w:t xml:space="preserve">(PHP, mySQL Server, Apache </w:t>
+        <w:t xml:space="preserve">(PHP, </w:t>
+      </w:r>
+      <w:proofErr w:type="spellStart"/>
+      <w:r>
+        <w:rPr>
+          <w:rFonts w:ascii="Garamond" w:hAnsi="Garamond" w:cs="Garamond"/>
+          <w:sz w:val="24"/>
+          <w:szCs w:val="24"/>
+        </w:rPr>
+        <w:t>mySQL</w:t>
+      </w:r>
+      <w:proofErr w:type="spellEnd"/>
+      <w:r>
+        <w:rPr>
+          <w:rFonts w:ascii="Garamond" w:hAnsi="Garamond" w:cs="Garamond"/>
+          <w:sz w:val="24"/>
+          <w:szCs w:val="24"/>
+        </w:rPr>
+        <w:t xml:space="preserve"> Server, Apache </w:t>
       </w:r>
       <w:r>
         <w:rPr>
@@ -12315,7 +13346,51 @@
           <w:sz w:val="24"/>
           <w:szCs w:val="24"/>
         </w:rPr>
-        <w:t>Appreciation Certificate for participation and contribution in the "Open Source Day"</w:t>
+        <w:t xml:space="preserve">Appreciation Certificate for participation and contribution </w:t>
+      </w:r>
+      <w:proofErr w:type="gramStart"/>
+      <w:r>
+        <w:rPr>
+          <w:rFonts w:ascii="Garamond" w:hAnsi="Garamond" w:cs="Garamond"/>
+          <w:b/>
+          <w:bCs/>
+          <w:sz w:val="24"/>
+          <w:szCs w:val="24"/>
+        </w:rPr>
+        <w:t>in</w:t>
+      </w:r>
+      <w:proofErr w:type="gramEnd"/>
+      <w:r>
+        <w:rPr>
+          <w:rFonts w:ascii="Garamond" w:hAnsi="Garamond" w:cs="Garamond"/>
+          <w:b/>
+          <w:bCs/>
+          <w:sz w:val="24"/>
+          <w:szCs w:val="24"/>
+        </w:rPr>
+        <w:t xml:space="preserve"> the "</w:t>
+      </w:r>
+      <w:proofErr w:type="gramStart"/>
+      <w:r>
+        <w:rPr>
+          <w:rFonts w:ascii="Garamond" w:hAnsi="Garamond" w:cs="Garamond"/>
+          <w:b/>
+          <w:bCs/>
+          <w:sz w:val="24"/>
+          <w:szCs w:val="24"/>
+        </w:rPr>
+        <w:t>Open Source</w:t>
+      </w:r>
+      <w:proofErr w:type="gramEnd"/>
+      <w:r>
+        <w:rPr>
+          <w:rFonts w:ascii="Garamond" w:hAnsi="Garamond" w:cs="Garamond"/>
+          <w:b/>
+          <w:bCs/>
+          <w:sz w:val="24"/>
+          <w:szCs w:val="24"/>
+        </w:rPr>
+        <w:t xml:space="preserve"> Day"</w:t>
       </w:r>
       <w:r>
         <w:rPr>
@@ -12424,7 +13499,29 @@
           <w:sz w:val="24"/>
           <w:szCs w:val="24"/>
         </w:rPr>
-        <w:t>Appreciation Certificate for "Ehtimam Website" creation</w:t>
+        <w:t>Appreciation Certificate for "</w:t>
+      </w:r>
+      <w:proofErr w:type="spellStart"/>
+      <w:r>
+        <w:rPr>
+          <w:rFonts w:ascii="Garamond" w:hAnsi="Garamond" w:cs="Garamond"/>
+          <w:b/>
+          <w:bCs/>
+          <w:sz w:val="24"/>
+          <w:szCs w:val="24"/>
+        </w:rPr>
+        <w:t>Ehtimam</w:t>
+      </w:r>
+      <w:proofErr w:type="spellEnd"/>
+      <w:r>
+        <w:rPr>
+          <w:rFonts w:ascii="Garamond" w:hAnsi="Garamond" w:cs="Garamond"/>
+          <w:b/>
+          <w:bCs/>
+          <w:sz w:val="24"/>
+          <w:szCs w:val="24"/>
+        </w:rPr>
+        <w:t xml:space="preserve"> Website" creation</w:t>
       </w:r>
       <w:r>
         <w:rPr>
@@ -12604,15 +13701,27 @@
         </w:rPr>
         <w:tab/>
       </w:r>
-      <w:r>
-        <w:rPr>
-          <w:rFonts w:ascii="Garamond" w:hAnsi="Garamond" w:cs="Garamond"/>
-          <w:b/>
-          <w:bCs/>
-          <w:sz w:val="24"/>
-          <w:szCs w:val="24"/>
-        </w:rPr>
-        <w:t>Ultimus BMP (</w:t>
+      <w:proofErr w:type="spellStart"/>
+      <w:r>
+        <w:rPr>
+          <w:rFonts w:ascii="Garamond" w:hAnsi="Garamond" w:cs="Garamond"/>
+          <w:b/>
+          <w:bCs/>
+          <w:sz w:val="24"/>
+          <w:szCs w:val="24"/>
+        </w:rPr>
+        <w:t>Ultimus</w:t>
+      </w:r>
+      <w:proofErr w:type="spellEnd"/>
+      <w:r>
+        <w:rPr>
+          <w:rFonts w:ascii="Garamond" w:hAnsi="Garamond" w:cs="Garamond"/>
+          <w:b/>
+          <w:bCs/>
+          <w:sz w:val="24"/>
+          <w:szCs w:val="24"/>
+        </w:rPr>
+        <w:t xml:space="preserve"> BMP (</w:t>
       </w:r>
       <w:r>
         <w:rPr>
@@ -12642,15 +13751,27 @@
         </w:rPr>
         <w:t xml:space="preserve"> </w:t>
       </w:r>
-      <w:r>
-        <w:rPr>
-          <w:rFonts w:ascii="Garamond" w:hAnsi="Garamond" w:cs="Garamond"/>
-          <w:i/>
-          <w:iCs/>
-          <w:sz w:val="24"/>
-          <w:szCs w:val="24"/>
-        </w:rPr>
-        <w:t>Ultimus, Dubai, UAE.</w:t>
+      <w:proofErr w:type="spellStart"/>
+      <w:r>
+        <w:rPr>
+          <w:rFonts w:ascii="Garamond" w:hAnsi="Garamond" w:cs="Garamond"/>
+          <w:i/>
+          <w:iCs/>
+          <w:sz w:val="24"/>
+          <w:szCs w:val="24"/>
+        </w:rPr>
+        <w:t>Ultimus</w:t>
+      </w:r>
+      <w:proofErr w:type="spellEnd"/>
+      <w:r>
+        <w:rPr>
+          <w:rFonts w:ascii="Garamond" w:hAnsi="Garamond" w:cs="Garamond"/>
+          <w:i/>
+          <w:iCs/>
+          <w:sz w:val="24"/>
+          <w:szCs w:val="24"/>
+        </w:rPr>
+        <w:t>, Dubai, UAE.</w:t>
       </w:r>
     </w:p>
     <w:p>
@@ -13121,6 +14242,7 @@
         </w:rPr>
         <w:t>th</w:t>
       </w:r>
+      <w:proofErr w:type="gramStart"/>
       <w:r>
         <w:rPr>
           <w:rFonts w:ascii="Garamond" w:hAnsi="Garamond"/>
@@ -13141,6 +14263,7 @@
         </w:rPr>
         <w:t>24</w:t>
       </w:r>
+      <w:proofErr w:type="gramEnd"/>
     </w:p>
     <w:p>
       <w:pPr>
@@ -17873,15 +18996,6 @@
 </file>
 
 <file path=customXml/item1.xml><?xml version="1.0" encoding="utf-8"?>
-<?mso-contentType ?>
-<FormTemplates xmlns="http://schemas.microsoft.com/sharepoint/v3/contenttype/forms">
-  <Display>DocumentLibraryForm</Display>
-  <Edit>DocumentLibraryForm</Edit>
-  <New>DocumentLibraryForm</New>
-</FormTemplates>
-</file>
-
-<file path=customXml/item2.xml><?xml version="1.0" encoding="utf-8"?>
 <ct:contentTypeSchema xmlns:ct="http://schemas.microsoft.com/office/2006/metadata/contentType" xmlns:ma="http://schemas.microsoft.com/office/2006/metadata/properties/metaAttributes" ct:_="" ma:_="" ma:contentTypeName="Document" ma:contentTypeID="0x0101009E6A979749986347B3F4900B9CFEF7C6" ma:contentTypeVersion="17" ma:contentTypeDescription="Create a new document." ma:contentTypeScope="" ma:versionID="739ff71da4b698dea80b658417e3e738">
   <xsd:schema xmlns:xsd="http://www.w3.org/2001/XMLSchema" xmlns:xs="http://www.w3.org/2001/XMLSchema" xmlns:p="http://schemas.microsoft.com/office/2006/metadata/properties" xmlns:ns3="99fefcf9-0efb-458c-a276-0c937cef8d08" xmlns:ns4="e722393f-a298-463e-801d-e7641eb69f8c" targetNamespace="http://schemas.microsoft.com/office/2006/metadata/properties" ma:root="true" ma:fieldsID="47780b2d793dc8f7e822e2adc28a313b" ns3:_="" ns4:_="">
     <xsd:import namespace="99fefcf9-0efb-458c-a276-0c937cef8d08"/>
@@ -18128,6 +19242,15 @@
 </ct:contentTypeSchema>
 </file>
 
+<file path=customXml/item2.xml><?xml version="1.0" encoding="utf-8"?>
+<?mso-contentType ?>
+<FormTemplates xmlns="http://schemas.microsoft.com/sharepoint/v3/contenttype/forms">
+  <Display>DocumentLibraryForm</Display>
+  <Edit>DocumentLibraryForm</Edit>
+  <New>DocumentLibraryForm</New>
+</FormTemplates>
+</file>
+
 <file path=customXml/item3.xml><?xml version="1.0" encoding="utf-8"?>
 <p:properties xmlns:p="http://schemas.microsoft.com/office/2006/metadata/properties" xmlns:xsi="http://www.w3.org/2001/XMLSchema-instance" xmlns:pc="http://schemas.microsoft.com/office/infopath/2007/PartnerControls">
   <documentManagement>
@@ -18137,14 +19260,6 @@
 </file>
 
 <file path=customXml/itemProps1.xml><?xml version="1.0" encoding="utf-8"?>
-<ds:datastoreItem xmlns:ds="http://schemas.openxmlformats.org/officeDocument/2006/customXml" ds:itemID="{4699FA45-0375-4E53-A4A5-F9B44B756678}">
-  <ds:schemaRefs>
-    <ds:schemaRef ds:uri="http://schemas.microsoft.com/sharepoint/v3/contenttype/forms"/>
-  </ds:schemaRefs>
-</ds:datastoreItem>
-</file>
-
-<file path=customXml/itemProps2.xml><?xml version="1.0" encoding="utf-8"?>
 <ds:datastoreItem xmlns:ds="http://schemas.openxmlformats.org/officeDocument/2006/customXml" ds:itemID="{8D5F6C53-EC5D-4E06-8F48-88BDFA666E49}">
   <ds:schemaRefs>
     <ds:schemaRef ds:uri="http://schemas.microsoft.com/office/2006/metadata/contentType"/>
@@ -18163,19 +19278,20 @@
 </ds:datastoreItem>
 </file>
 
+<file path=customXml/itemProps2.xml><?xml version="1.0" encoding="utf-8"?>
+<ds:datastoreItem xmlns:ds="http://schemas.openxmlformats.org/officeDocument/2006/customXml" ds:itemID="{4699FA45-0375-4E53-A4A5-F9B44B756678}">
+  <ds:schemaRefs>
+    <ds:schemaRef ds:uri="http://schemas.microsoft.com/sharepoint/v3/contenttype/forms"/>
+  </ds:schemaRefs>
+</ds:datastoreItem>
+</file>
+
 <file path=customXml/itemProps3.xml><?xml version="1.0" encoding="utf-8"?>
 <ds:datastoreItem xmlns:ds="http://schemas.openxmlformats.org/officeDocument/2006/customXml" ds:itemID="{369BB846-559E-423B-BEA4-993F881C216C}">
   <ds:schemaRefs>
-    <ds:schemaRef ds:uri="http://purl.org/dc/dcmitype/"/>
-    <ds:schemaRef ds:uri="99fefcf9-0efb-458c-a276-0c937cef8d08"/>
-    <ds:schemaRef ds:uri="http://www.w3.org/XML/1998/namespace"/>
-    <ds:schemaRef ds:uri="http://purl.org/dc/elements/1.1/"/>
+    <ds:schemaRef ds:uri="http://schemas.microsoft.com/office/2006/metadata/properties"/>
     <ds:schemaRef ds:uri="http://schemas.microsoft.com/office/infopath/2007/PartnerControls"/>
-    <ds:schemaRef ds:uri="http://schemas.microsoft.com/office/2006/documentManagement/types"/>
-    <ds:schemaRef ds:uri="http://purl.org/dc/terms/"/>
-    <ds:schemaRef ds:uri="http://schemas.openxmlformats.org/package/2006/metadata/core-properties"/>
     <ds:schemaRef ds:uri="e722393f-a298-463e-801d-e7641eb69f8c"/>
-    <ds:schemaRef ds:uri="http://schemas.microsoft.com/office/2006/metadata/properties"/>
   </ds:schemaRefs>
 </ds:datastoreItem>
 </file>